--- a/assignments/index.docx
+++ b/assignments/index.docx
@@ -7,7 +7,7 @@
         <w:pStyle w:val="Title"/>
       </w:pPr>
       <w:r>
-        <w:t xml:space="preserve">📚 Content</w:t>
+        <w:t xml:space="preserve">📝 Assignments</w:t>
       </w:r>
     </w:p>
     <w:p>
@@ -15,7 +15,7 @@
         <w:pStyle w:val="Subtitle"/>
       </w:pPr>
       <w:r>
-        <w:t xml:space="preserve">Data Wrangling and Visualization</w:t>
+        <w:t xml:space="preserve">PST 315: Methods of Policy Analysis and Presentation</w:t>
       </w:r>
     </w:p>
     <w:p>
@@ -31,7 +31,7 @@
         <w:pStyle w:val="Date"/>
       </w:pPr>
       <w:r>
-        <w:t xml:space="preserve">F2025</w:t>
+        <w:t xml:space="preserve">F2026</w:t>
       </w:r>
     </w:p>
     <w:p>
@@ -39,7 +39,29 @@
         <w:pStyle w:val="FirstParagraph"/>
       </w:pPr>
       <w:r>
-        <w:t xml:space="preserve">Hello and welcome to the content page for our course. Readings, guides, and assignments are posted here by week.</w:t>
+        <w:t xml:space="preserve">Hello and welcome to the assignments page for our course. All assignments are</w:t>
+      </w:r>
+      <w:r>
+        <w:t xml:space="preserve"> </w:t>
+      </w:r>
+      <w:r>
+        <w:t xml:space="preserve">posted here, and each one is due</w:t>
+      </w:r>
+      <w:r>
+        <w:t xml:space="preserve"> </w:t>
+      </w:r>
+      <w:r>
+        <w:rPr>
+          <w:b/>
+          <w:bCs/>
+        </w:rPr>
+        <w:t xml:space="preserve">Friday</w:t>
+      </w:r>
+      <w:r>
+        <w:t xml:space="preserve"> </w:t>
+      </w:r>
+      <w:r>
+        <w:t xml:space="preserve">of the week listed.</w:t>
       </w:r>
     </w:p>
     <w:p>
@@ -47,23 +69,1235 @@
         <w:pStyle w:val="BodyText"/>
       </w:pPr>
       <w:r>
-        <w:t xml:space="preserve">Note that, while you can find assignments here, submission of assignments themselves goes through GitHub or the</w:t>
+        <w:t xml:space="preserve">Note that, while you can find assignments here, submission itself goes through</w:t>
       </w:r>
       <w:r>
         <w:t xml:space="preserve"> </w:t>
       </w:r>
-      <w:hyperlink r:id="rId20">
+      <w:r>
+        <w:t xml:space="preserve">the</w:t>
+      </w:r>
+      <w:r>
+        <w:t xml:space="preserve"> </w:t>
+      </w:r>
+      <w:hyperlink r:id="rId9">
         <w:r>
           <w:rPr>
             <w:rStyle w:val="Hyperlink"/>
           </w:rPr>
-          <w:t xml:space="preserve">course blackboard</w:t>
+          <w:t xml:space="preserve">course Blackboard</w:t>
         </w:r>
       </w:hyperlink>
       <w:r>
-        <w:t xml:space="preserve">, depending on the assignment.</w:t>
+        <w:t xml:space="preserve"> </w:t>
+      </w:r>
+      <w:r>
+        <w:t xml:space="preserve">— with one exception, the</w:t>
+      </w:r>
+      <w:r>
+        <w:t xml:space="preserve"> </w:t>
+      </w:r>
+      <w:r>
+        <w:t xml:space="preserve">Project Application, which is submitted through a Qualtrics link.</w:t>
       </w:r>
     </w:p>
+    <w:p>
+      <w:pPr>
+        <w:pStyle w:val="BodyText"/>
+      </w:pPr>
+      <w:r>
+        <w:t xml:space="preserve">For how assignments are weighted, how group projects are handled, and the late</w:t>
+      </w:r>
+      <w:r>
+        <w:t xml:space="preserve"> </w:t>
+      </w:r>
+      <w:r>
+        <w:t xml:space="preserve">policy, see</w:t>
+      </w:r>
+      <w:r>
+        <w:t xml:space="preserve"> </w:t>
+      </w:r>
+      <w:hyperlink r:id="rId10">
+        <w:r>
+          <w:rPr>
+            <w:rStyle w:val="Hyperlink"/>
+          </w:rPr>
+          <w:t xml:space="preserve">Logistics</w:t>
+        </w:r>
+      </w:hyperlink>
+      <w:r>
+        <w:t xml:space="preserve">.</w:t>
+      </w:r>
+    </w:p>
+    <w:p>
+      <w:pPr>
+        <w:pStyle w:val="BodyText"/>
+      </w:pPr>
+      <w:r>
+        <w:t xml:space="preserve">Each assignment page carries its instructions, any templates you need to</w:t>
+      </w:r>
+      <w:r>
+        <w:t xml:space="preserve"> </w:t>
+      </w:r>
+      <w:r>
+        <w:t xml:space="preserve">download, and the</w:t>
+      </w:r>
+      <w:r>
+        <w:t xml:space="preserve"> </w:t>
+      </w:r>
+      <w:r>
+        <w:rPr>
+          <w:b/>
+          <w:bCs/>
+        </w:rPr>
+        <w:t xml:space="preserve">Guidelines</w:t>
+      </w:r>
+      <w:r>
+        <w:t xml:space="preserve"> </w:t>
+      </w:r>
+      <w:r>
+        <w:t xml:space="preserve">that apply to it. Guidelines appear under the</w:t>
+      </w:r>
+      <w:r>
+        <w:t xml:space="preserve"> </w:t>
+      </w:r>
+      <w:r>
+        <w:t xml:space="preserve">assignment where they are first needed; later assignments link back to them.</w:t>
+      </w:r>
+    </w:p>
+    <w:tbl>
+      <w:tblPr>
+        <w:tblStyle w:val="Table"/>
+        <w:tblLook w:firstRow="0" w:lastRow="0" w:firstColumn="0" w:lastColumn="0" w:noHBand="0" w:noVBand="0" w:val="0000"/>
+        <w:tblBorders>
+          <w:top w:val="single" w:sz="4" w:space="0" w:color="0758E5"/>
+          <w:left w:val="single" w:sz="24" w:space="0" w:color="0758E5"/>
+          <w:bottom w:val="single" w:sz="4" w:space="0" w:color="0758E5"/>
+          <w:right w:val="single" w:sz="4" w:space="0" w:color="0758E5"/>
+        </w:tblBorders>
+        <w:tblCellMar>
+          <w:left w:w="144" w:type="dxa"/>
+          <w:right w:w="144" w:type="dxa"/>
+        </w:tblCellMar>
+        <w:tblLook w:firstRow="0" w:lastRow="0" w:firstColumn="0" w:lastColumn="0" w:noHBand="0" w:noVBand="0" w:val="0000"/>
+      </w:tblPr>
+      <w:tr>
+        <w:trPr>
+          <w:cantSplit/>
+        </w:trPr>
+        <w:tc>
+          <w:tcPr>
+            <w:shd w:color="auto" w:fill="dae6fb" w:val="clear"/>
+            <w:tcMar>
+              <w:top w:w="92" w:type="dxa"/>
+              <w:bottom w:w="92" w:type="dxa"/>
+            </w:tcMar>
+          </w:tcPr>
+          <w:p>
+            <w:pPr>
+              <w:pStyle w:val="BodyText"/>
+            </w:pPr>
+            <w:pPr>
+              <w:spacing w:before="0" w:after="0"/>
+              <w:textAlignment w:val="center"/>
+            </w:pPr>
+            <w:r>
+              <w:drawing>
+                <wp:inline>
+                  <wp:extent cx="152400" cy="152400"/>
+                  <wp:effectExtent b="0" l="0" r="0" t="0"/>
+                  <wp:docPr descr="" title="" id="12" name="Picture"/>
+                  <a:graphic>
+                    <a:graphicData uri="http://schemas.openxmlformats.org/drawingml/2006/picture">
+                      <pic:pic>
+                        <pic:nvPicPr>
+                          <pic:cNvPr descr="/opt/quarto/share/formats/docx/note.png" id="13" name="Picture"/>
+                          <pic:cNvPicPr>
+                            <a:picLocks noChangeArrowheads="1" noChangeAspect="1"/>
+                          </pic:cNvPicPr>
+                        </pic:nvPicPr>
+                        <pic:blipFill>
+                          <a:blip r:embed="rId11"/>
+                          <a:stretch>
+                            <a:fillRect/>
+                          </a:stretch>
+                        </pic:blipFill>
+                        <pic:spPr bwMode="auto">
+                          <a:xfrm>
+                            <a:off x="0" y="0"/>
+                            <a:ext cx="152400" cy="152400"/>
+                          </a:xfrm>
+                          <a:prstGeom prst="rect">
+                            <a:avLst/>
+                          </a:prstGeom>
+                          <a:noFill/>
+                          <a:ln w="9525">
+                            <a:noFill/>
+                            <a:headEnd/>
+                            <a:tailEnd/>
+                          </a:ln>
+                        </pic:spPr>
+                      </pic:pic>
+                    </a:graphicData>
+                  </a:graphic>
+                </wp:inline>
+              </w:drawing>
+            </w:r>
+            <w:r>
+              <w:t xml:space="preserve"> </w:t>
+            </w:r>
+            <w:r>
+              <w:t xml:space="preserve"> </w:t>
+            </w:r>
+            <w:r>
+              <w:t xml:space="preserve">Still to come</w:t>
+            </w:r>
+          </w:p>
+        </w:tc>
+      </w:tr>
+      <w:tr>
+        <w:trPr>
+          <w:cantSplit/>
+        </w:trPr>
+        <w:tc>
+          <w:tcPr>
+            <w:tcMar>
+              <w:top w:w="108" w:type="dxa"/>
+              <w:bottom w:w="108" w:type="dxa"/>
+            </w:tcMar>
+          </w:tcPr>
+          <w:p>
+            <w:pPr>
+              <w:pStyle w:val="BodyText"/>
+            </w:pPr>
+            <w:pPr>
+              <w:spacing w:before="16" w:after="16"/>
+            </w:pPr>
+            <w:r>
+              <w:t xml:space="preserve">The Project Application and the two Excel workshops will be posted closer to</w:t>
+            </w:r>
+            <w:r>
+              <w:t xml:space="preserve"> </w:t>
+            </w:r>
+            <w:r>
+              <w:t xml:space="preserve">their due dates.</w:t>
+            </w:r>
+          </w:p>
+          <w:p/>
+        </w:tc>
+      </w:tr>
+    </w:tbl>
+    <w:bookmarkStart w:id="19" w:name="getting-started"/>
+    <w:p>
+      <w:pPr>
+        <w:pStyle w:val="Heading2"/>
+      </w:pPr>
+      <w:r>
+        <w:t xml:space="preserve">Getting Started</w:t>
+      </w:r>
+    </w:p>
+    <w:tbl>
+      <w:tblPr>
+        <w:tblStyle w:val="Table"/>
+        <w:tblW w:type="pct" w:w="5000"/>
+        <w:tblLayout w:type="fixed"/>
+        <w:tblLook w:firstRow="1" w:lastRow="0" w:firstColumn="0" w:lastColumn="0" w:noHBand="0" w:noVBand="0" w:val="0020"/>
+      </w:tblPr>
+      <w:tblGrid>
+        <w:gridCol w:w="4910"/>
+        <w:gridCol w:w="1504"/>
+        <w:gridCol w:w="1504"/>
+      </w:tblGrid>
+      <w:tr>
+        <w:trPr>
+          <w:tblHeader w:val="on"/>
+        </w:trPr>
+        <w:tc>
+          <w:tcPr/>
+          <w:p>
+            <w:pPr>
+              <w:pStyle w:val="Compact"/>
+            </w:pPr>
+            <w:r>
+              <w:t xml:space="preserve">Assignment</w:t>
+            </w:r>
+          </w:p>
+        </w:tc>
+        <w:tc>
+          <w:tcPr/>
+          <w:p>
+            <w:pPr>
+              <w:pStyle w:val="Compact"/>
+            </w:pPr>
+            <w:r>
+              <w:t xml:space="preserve">Due</w:t>
+            </w:r>
+          </w:p>
+        </w:tc>
+        <w:tc>
+          <w:tcPr/>
+          <w:p>
+            <w:pPr>
+              <w:pStyle w:val="Compact"/>
+            </w:pPr>
+            <w:r>
+              <w:t xml:space="preserve">Points</w:t>
+            </w:r>
+          </w:p>
+        </w:tc>
+      </w:tr>
+      <w:tr>
+        <w:tc>
+          <w:tcPr/>
+          <w:p>
+            <w:pPr>
+              <w:pStyle w:val="Compact"/>
+            </w:pPr>
+            <w:hyperlink r:id="rId14">
+              <w:r>
+                <w:rPr>
+                  <w:rStyle w:val="Hyperlink"/>
+                </w:rPr>
+                <w:t xml:space="preserve">Project Application</w:t>
+              </w:r>
+            </w:hyperlink>
+          </w:p>
+        </w:tc>
+        <w:tc>
+          <w:tcPr/>
+          <w:p>
+            <w:pPr>
+              <w:pStyle w:val="Compact"/>
+            </w:pPr>
+            <w:r>
+              <w:t xml:space="preserve">Week 1 (Aug 28)</w:t>
+            </w:r>
+          </w:p>
+        </w:tc>
+        <w:tc>
+          <w:tcPr/>
+          <w:p>
+            <w:pPr>
+              <w:pStyle w:val="Compact"/>
+            </w:pPr>
+            <w:r>
+              <w:t xml:space="preserve">2</w:t>
+            </w:r>
+          </w:p>
+        </w:tc>
+      </w:tr>
+      <w:tr>
+        <w:tc>
+          <w:tcPr/>
+          <w:p>
+            <w:pPr>
+              <w:pStyle w:val="Compact"/>
+            </w:pPr>
+            <w:hyperlink r:id="rId15">
+              <w:r>
+                <w:rPr>
+                  <w:rStyle w:val="Hyperlink"/>
+                </w:rPr>
+                <w:t xml:space="preserve">Client Email</w:t>
+              </w:r>
+            </w:hyperlink>
+          </w:p>
+        </w:tc>
+        <w:tc>
+          <w:tcPr/>
+          <w:p>
+            <w:pPr>
+              <w:pStyle w:val="Compact"/>
+            </w:pPr>
+            <w:r>
+              <w:t xml:space="preserve">Week 2 (Sep 4)</w:t>
+            </w:r>
+          </w:p>
+        </w:tc>
+        <w:tc>
+          <w:tcPr/>
+          <w:p>
+            <w:pPr>
+              <w:pStyle w:val="Compact"/>
+            </w:pPr>
+            <w:r>
+              <w:t xml:space="preserve">*</w:t>
+            </w:r>
+          </w:p>
+        </w:tc>
+      </w:tr>
+      <w:tr>
+        <w:tc>
+          <w:tcPr/>
+          <w:p>
+            <w:pPr>
+              <w:pStyle w:val="Compact"/>
+            </w:pPr>
+            <w:hyperlink r:id="rId16">
+              <w:r>
+                <w:rPr>
+                  <w:rStyle w:val="Hyperlink"/>
+                </w:rPr>
+                <w:t xml:space="preserve">First Client Meeting</w:t>
+              </w:r>
+            </w:hyperlink>
+          </w:p>
+        </w:tc>
+        <w:tc>
+          <w:tcPr/>
+          <w:p>
+            <w:pPr>
+              <w:pStyle w:val="Compact"/>
+            </w:pPr>
+            <w:r>
+              <w:t xml:space="preserve">Week 3 (Sep 11)</w:t>
+            </w:r>
+          </w:p>
+        </w:tc>
+        <w:tc>
+          <w:tcPr/>
+          <w:p>
+            <w:pPr>
+              <w:pStyle w:val="Compact"/>
+            </w:pPr>
+            <w:r>
+              <w:t xml:space="preserve">*</w:t>
+            </w:r>
+          </w:p>
+        </w:tc>
+      </w:tr>
+      <w:tr>
+        <w:tc>
+          <w:tcPr/>
+          <w:p>
+            <w:pPr>
+              <w:pStyle w:val="Compact"/>
+            </w:pPr>
+            <w:hyperlink r:id="rId17">
+              <w:r>
+                <w:rPr>
+                  <w:rStyle w:val="Hyperlink"/>
+                </w:rPr>
+                <w:t xml:space="preserve">Finalized Contract &amp; Timeline</w:t>
+              </w:r>
+            </w:hyperlink>
+          </w:p>
+        </w:tc>
+        <w:tc>
+          <w:tcPr/>
+          <w:p>
+            <w:pPr>
+              <w:pStyle w:val="Compact"/>
+            </w:pPr>
+            <w:r>
+              <w:t xml:space="preserve">Week 4 (Sep 18)</w:t>
+            </w:r>
+          </w:p>
+        </w:tc>
+        <w:tc>
+          <w:tcPr/>
+          <w:p>
+            <w:pPr>
+              <w:pStyle w:val="Compact"/>
+            </w:pPr>
+            <w:r>
+              <w:t xml:space="preserve">3</w:t>
+            </w:r>
+          </w:p>
+        </w:tc>
+      </w:tr>
+      <w:tr>
+        <w:tc>
+          <w:tcPr/>
+          <w:p>
+            <w:pPr>
+              <w:pStyle w:val="Compact"/>
+            </w:pPr>
+            <w:hyperlink r:id="rId18">
+              <w:r>
+                <w:rPr>
+                  <w:rStyle w:val="Hyperlink"/>
+                </w:rPr>
+                <w:t xml:space="preserve">Second Client Meeting</w:t>
+              </w:r>
+            </w:hyperlink>
+          </w:p>
+        </w:tc>
+        <w:tc>
+          <w:tcPr/>
+          <w:p>
+            <w:pPr>
+              <w:pStyle w:val="Compact"/>
+            </w:pPr>
+            <w:r>
+              <w:t xml:space="preserve">Week 4 (Sep 18)</w:t>
+            </w:r>
+          </w:p>
+        </w:tc>
+        <w:tc>
+          <w:tcPr/>
+          <w:p>
+            <w:pPr>
+              <w:pStyle w:val="Compact"/>
+            </w:pPr>
+            <w:r>
+              <w:t xml:space="preserve">*</w:t>
+            </w:r>
+          </w:p>
+        </w:tc>
+      </w:tr>
+    </w:tbl>
+    <w:bookmarkEnd w:id="19"/>
+    <w:bookmarkStart w:id="25" w:name="project-development-organization"/>
+    <w:p>
+      <w:pPr>
+        <w:pStyle w:val="Heading2"/>
+      </w:pPr>
+      <w:r>
+        <w:t xml:space="preserve">Project Development &amp; Organization</w:t>
+      </w:r>
+    </w:p>
+    <w:tbl>
+      <w:tblPr>
+        <w:tblStyle w:val="Table"/>
+        <w:tblW w:type="pct" w:w="5000"/>
+        <w:tblLayout w:type="fixed"/>
+        <w:tblLook w:firstRow="1" w:lastRow="0" w:firstColumn="0" w:lastColumn="0" w:noHBand="0" w:noVBand="0" w:val="0020"/>
+      </w:tblPr>
+      <w:tblGrid>
+        <w:gridCol w:w="4910"/>
+        <w:gridCol w:w="1504"/>
+        <w:gridCol w:w="1504"/>
+      </w:tblGrid>
+      <w:tr>
+        <w:trPr>
+          <w:tblHeader w:val="on"/>
+        </w:trPr>
+        <w:tc>
+          <w:tcPr/>
+          <w:p>
+            <w:pPr>
+              <w:pStyle w:val="Compact"/>
+            </w:pPr>
+            <w:r>
+              <w:t xml:space="preserve">Assignment</w:t>
+            </w:r>
+          </w:p>
+        </w:tc>
+        <w:tc>
+          <w:tcPr/>
+          <w:p>
+            <w:pPr>
+              <w:pStyle w:val="Compact"/>
+            </w:pPr>
+            <w:r>
+              <w:t xml:space="preserve">Due</w:t>
+            </w:r>
+          </w:p>
+        </w:tc>
+        <w:tc>
+          <w:tcPr/>
+          <w:p>
+            <w:pPr>
+              <w:pStyle w:val="Compact"/>
+            </w:pPr>
+            <w:r>
+              <w:t xml:space="preserve">Points</w:t>
+            </w:r>
+          </w:p>
+        </w:tc>
+      </w:tr>
+      <w:tr>
+        <w:tc>
+          <w:tcPr/>
+          <w:p>
+            <w:pPr>
+              <w:pStyle w:val="Compact"/>
+            </w:pPr>
+            <w:hyperlink r:id="rId20">
+              <w:r>
+                <w:rPr>
+                  <w:rStyle w:val="Hyperlink"/>
+                </w:rPr>
+                <w:t xml:space="preserve">Organizational Assessment</w:t>
+              </w:r>
+            </w:hyperlink>
+          </w:p>
+        </w:tc>
+        <w:tc>
+          <w:tcPr/>
+          <w:p>
+            <w:pPr>
+              <w:pStyle w:val="Compact"/>
+            </w:pPr>
+            <w:r>
+              <w:t xml:space="preserve">Week 5 (Sep 25)</w:t>
+            </w:r>
+          </w:p>
+        </w:tc>
+        <w:tc>
+          <w:tcPr/>
+          <w:p>
+            <w:pPr>
+              <w:pStyle w:val="Compact"/>
+            </w:pPr>
+            <w:r>
+              <w:t xml:space="preserve">10</w:t>
+            </w:r>
+          </w:p>
+        </w:tc>
+      </w:tr>
+      <w:tr>
+        <w:tc>
+          <w:tcPr/>
+          <w:p>
+            <w:pPr>
+              <w:pStyle w:val="Compact"/>
+            </w:pPr>
+            <w:hyperlink r:id="rId21">
+              <w:r>
+                <w:rPr>
+                  <w:rStyle w:val="Hyperlink"/>
+                </w:rPr>
+                <w:t xml:space="preserve">Weekly Task Plan</w:t>
+              </w:r>
+            </w:hyperlink>
+          </w:p>
+        </w:tc>
+        <w:tc>
+          <w:tcPr/>
+          <w:p>
+            <w:pPr>
+              <w:pStyle w:val="Compact"/>
+            </w:pPr>
+            <w:r>
+              <w:t xml:space="preserve">Week 5 (Sep 25)</w:t>
+            </w:r>
+          </w:p>
+        </w:tc>
+        <w:tc>
+          <w:tcPr/>
+          <w:p>
+            <w:pPr>
+              <w:pStyle w:val="Compact"/>
+            </w:pPr>
+            <w:r>
+              <w:t xml:space="preserve">2</w:t>
+            </w:r>
+          </w:p>
+        </w:tc>
+      </w:tr>
+      <w:tr>
+        <w:tc>
+          <w:tcPr/>
+          <w:p>
+            <w:pPr>
+              <w:pStyle w:val="Compact"/>
+            </w:pPr>
+            <w:hyperlink r:id="rId22">
+              <w:r>
+                <w:rPr>
+                  <w:rStyle w:val="Hyperlink"/>
+                </w:rPr>
+                <w:t xml:space="preserve">Draft Executive Summary</w:t>
+              </w:r>
+            </w:hyperlink>
+          </w:p>
+        </w:tc>
+        <w:tc>
+          <w:tcPr/>
+          <w:p>
+            <w:pPr>
+              <w:pStyle w:val="Compact"/>
+            </w:pPr>
+            <w:r>
+              <w:t xml:space="preserve">Week 6 (Oct 2)</w:t>
+            </w:r>
+          </w:p>
+        </w:tc>
+        <w:tc>
+          <w:tcPr/>
+          <w:p>
+            <w:pPr>
+              <w:pStyle w:val="Compact"/>
+            </w:pPr>
+            <w:r>
+              <w:t xml:space="preserve">3</w:t>
+            </w:r>
+          </w:p>
+        </w:tc>
+      </w:tr>
+      <w:tr>
+        <w:tc>
+          <w:tcPr/>
+          <w:p>
+            <w:pPr>
+              <w:pStyle w:val="Compact"/>
+            </w:pPr>
+            <w:hyperlink r:id="rId23">
+              <w:r>
+                <w:rPr>
+                  <w:rStyle w:val="Hyperlink"/>
+                </w:rPr>
+                <w:t xml:space="preserve">Excel Coding Workshop</w:t>
+              </w:r>
+            </w:hyperlink>
+          </w:p>
+        </w:tc>
+        <w:tc>
+          <w:tcPr/>
+          <w:p>
+            <w:pPr>
+              <w:pStyle w:val="Compact"/>
+            </w:pPr>
+            <w:r>
+              <w:t xml:space="preserve">Week 6 (Oct 2)</w:t>
+            </w:r>
+          </w:p>
+        </w:tc>
+        <w:tc>
+          <w:tcPr/>
+          <w:p>
+            <w:pPr>
+              <w:pStyle w:val="Compact"/>
+            </w:pPr>
+            <w:r>
+              <w:t xml:space="preserve">2</w:t>
+            </w:r>
+          </w:p>
+        </w:tc>
+      </w:tr>
+      <w:tr>
+        <w:tc>
+          <w:tcPr/>
+          <w:p>
+            <w:pPr>
+              <w:pStyle w:val="Compact"/>
+            </w:pPr>
+            <w:hyperlink r:id="rId24">
+              <w:r>
+                <w:rPr>
+                  <w:rStyle w:val="Hyperlink"/>
+                </w:rPr>
+                <w:t xml:space="preserve">Excel Graphing Workshop</w:t>
+              </w:r>
+            </w:hyperlink>
+          </w:p>
+        </w:tc>
+        <w:tc>
+          <w:tcPr/>
+          <w:p>
+            <w:pPr>
+              <w:pStyle w:val="Compact"/>
+            </w:pPr>
+            <w:r>
+              <w:t xml:space="preserve">Week 7 (Oct 9)</w:t>
+            </w:r>
+          </w:p>
+        </w:tc>
+        <w:tc>
+          <w:tcPr/>
+          <w:p>
+            <w:pPr>
+              <w:pStyle w:val="Compact"/>
+            </w:pPr>
+            <w:r>
+              <w:t xml:space="preserve">2</w:t>
+            </w:r>
+          </w:p>
+        </w:tc>
+      </w:tr>
+    </w:tbl>
+    <w:bookmarkEnd w:id="25"/>
+    <w:bookmarkStart w:id="27" w:name="practice-report"/>
+    <w:p>
+      <w:pPr>
+        <w:pStyle w:val="Heading2"/>
+      </w:pPr>
+      <w:r>
+        <w:t xml:space="preserve">Practice Report</w:t>
+      </w:r>
+    </w:p>
+    <w:tbl>
+      <w:tblPr>
+        <w:tblStyle w:val="Table"/>
+        <w:tblW w:type="pct" w:w="5000"/>
+        <w:tblLayout w:type="fixed"/>
+        <w:tblLook w:firstRow="1" w:lastRow="0" w:firstColumn="0" w:lastColumn="0" w:noHBand="0" w:noVBand="0" w:val="0020"/>
+      </w:tblPr>
+      <w:tblGrid>
+        <w:gridCol w:w="4910"/>
+        <w:gridCol w:w="1504"/>
+        <w:gridCol w:w="1504"/>
+      </w:tblGrid>
+      <w:tr>
+        <w:trPr>
+          <w:tblHeader w:val="on"/>
+        </w:trPr>
+        <w:tc>
+          <w:tcPr/>
+          <w:p>
+            <w:pPr>
+              <w:pStyle w:val="Compact"/>
+            </w:pPr>
+            <w:r>
+              <w:t xml:space="preserve">Assignment</w:t>
+            </w:r>
+          </w:p>
+        </w:tc>
+        <w:tc>
+          <w:tcPr/>
+          <w:p>
+            <w:pPr>
+              <w:pStyle w:val="Compact"/>
+            </w:pPr>
+            <w:r>
+              <w:t xml:space="preserve">Due</w:t>
+            </w:r>
+          </w:p>
+        </w:tc>
+        <w:tc>
+          <w:tcPr/>
+          <w:p>
+            <w:pPr>
+              <w:pStyle w:val="Compact"/>
+            </w:pPr>
+            <w:r>
+              <w:t xml:space="preserve">Points</w:t>
+            </w:r>
+          </w:p>
+        </w:tc>
+      </w:tr>
+      <w:tr>
+        <w:tc>
+          <w:tcPr/>
+          <w:p>
+            <w:pPr>
+              <w:pStyle w:val="Compact"/>
+            </w:pPr>
+            <w:hyperlink r:id="rId26">
+              <w:r>
+                <w:rPr>
+                  <w:rStyle w:val="Hyperlink"/>
+                </w:rPr>
+                <w:t xml:space="preserve">Practice Report</w:t>
+              </w:r>
+            </w:hyperlink>
+          </w:p>
+        </w:tc>
+        <w:tc>
+          <w:tcPr/>
+          <w:p>
+            <w:pPr>
+              <w:pStyle w:val="Compact"/>
+            </w:pPr>
+            <w:r>
+              <w:t xml:space="preserve">Week 8 (Oct 16)</w:t>
+            </w:r>
+          </w:p>
+        </w:tc>
+        <w:tc>
+          <w:tcPr/>
+          <w:p>
+            <w:pPr>
+              <w:pStyle w:val="Compact"/>
+            </w:pPr>
+            <w:r>
+              <w:t xml:space="preserve">10</w:t>
+            </w:r>
+          </w:p>
+        </w:tc>
+      </w:tr>
+    </w:tbl>
+    <w:bookmarkEnd w:id="27"/>
+    <w:bookmarkStart w:id="32" w:name="report-presentation"/>
+    <w:p>
+      <w:pPr>
+        <w:pStyle w:val="Heading2"/>
+      </w:pPr>
+      <w:r>
+        <w:t xml:space="preserve">Report &amp; Presentation</w:t>
+      </w:r>
+    </w:p>
+    <w:tbl>
+      <w:tblPr>
+        <w:tblStyle w:val="Table"/>
+        <w:tblW w:type="pct" w:w="5000"/>
+        <w:tblLayout w:type="fixed"/>
+        <w:tblLook w:firstRow="1" w:lastRow="0" w:firstColumn="0" w:lastColumn="0" w:noHBand="0" w:noVBand="0" w:val="0020"/>
+      </w:tblPr>
+      <w:tblGrid>
+        <w:gridCol w:w="4910"/>
+        <w:gridCol w:w="1504"/>
+        <w:gridCol w:w="1504"/>
+      </w:tblGrid>
+      <w:tr>
+        <w:trPr>
+          <w:tblHeader w:val="on"/>
+        </w:trPr>
+        <w:tc>
+          <w:tcPr/>
+          <w:p>
+            <w:pPr>
+              <w:pStyle w:val="Compact"/>
+            </w:pPr>
+            <w:r>
+              <w:t xml:space="preserve">Assignment</w:t>
+            </w:r>
+          </w:p>
+        </w:tc>
+        <w:tc>
+          <w:tcPr/>
+          <w:p>
+            <w:pPr>
+              <w:pStyle w:val="Compact"/>
+            </w:pPr>
+            <w:r>
+              <w:t xml:space="preserve">Due</w:t>
+            </w:r>
+          </w:p>
+        </w:tc>
+        <w:tc>
+          <w:tcPr/>
+          <w:p>
+            <w:pPr>
+              <w:pStyle w:val="Compact"/>
+            </w:pPr>
+            <w:r>
+              <w:t xml:space="preserve">Points</w:t>
+            </w:r>
+          </w:p>
+        </w:tc>
+      </w:tr>
+      <w:tr>
+        <w:tc>
+          <w:tcPr/>
+          <w:p>
+            <w:pPr>
+              <w:pStyle w:val="Compact"/>
+            </w:pPr>
+            <w:hyperlink r:id="rId28">
+              <w:r>
+                <w:rPr>
+                  <w:rStyle w:val="Hyperlink"/>
+                </w:rPr>
+                <w:t xml:space="preserve">Formatted Report Shell</w:t>
+              </w:r>
+            </w:hyperlink>
+          </w:p>
+        </w:tc>
+        <w:tc>
+          <w:tcPr/>
+          <w:p>
+            <w:pPr>
+              <w:pStyle w:val="Compact"/>
+            </w:pPr>
+            <w:r>
+              <w:t xml:space="preserve">Week 9 (Oct 23)</w:t>
+            </w:r>
+          </w:p>
+        </w:tc>
+        <w:tc>
+          <w:tcPr/>
+          <w:p>
+            <w:pPr>
+              <w:pStyle w:val="Compact"/>
+            </w:pPr>
+            <w:r>
+              <w:t xml:space="preserve">3</w:t>
+            </w:r>
+          </w:p>
+        </w:tc>
+      </w:tr>
+      <w:tr>
+        <w:tc>
+          <w:tcPr/>
+          <w:p>
+            <w:pPr>
+              <w:pStyle w:val="Compact"/>
+            </w:pPr>
+            <w:hyperlink r:id="rId29">
+              <w:r>
+                <w:rPr>
+                  <w:rStyle w:val="Hyperlink"/>
+                </w:rPr>
+                <w:t xml:space="preserve">Rough Draft</w:t>
+              </w:r>
+            </w:hyperlink>
+          </w:p>
+        </w:tc>
+        <w:tc>
+          <w:tcPr/>
+          <w:p>
+            <w:pPr>
+              <w:pStyle w:val="Compact"/>
+            </w:pPr>
+            <w:r>
+              <w:t xml:space="preserve">Week 11 (Nov 6)</w:t>
+            </w:r>
+          </w:p>
+        </w:tc>
+        <w:tc>
+          <w:tcPr/>
+          <w:p>
+            <w:pPr>
+              <w:pStyle w:val="Compact"/>
+            </w:pPr>
+            <w:r>
+              <w:t xml:space="preserve">3</w:t>
+            </w:r>
+          </w:p>
+        </w:tc>
+      </w:tr>
+      <w:tr>
+        <w:tc>
+          <w:tcPr/>
+          <w:p>
+            <w:pPr>
+              <w:pStyle w:val="Compact"/>
+            </w:pPr>
+            <w:hyperlink r:id="rId30">
+              <w:r>
+                <w:rPr>
+                  <w:rStyle w:val="Hyperlink"/>
+                </w:rPr>
+                <w:t xml:space="preserve">Final Report</w:t>
+              </w:r>
+            </w:hyperlink>
+          </w:p>
+        </w:tc>
+        <w:tc>
+          <w:tcPr/>
+          <w:p>
+            <w:pPr>
+              <w:pStyle w:val="Compact"/>
+            </w:pPr>
+            <w:r>
+              <w:t xml:space="preserve">Week 13 (Nov 20)</w:t>
+            </w:r>
+          </w:p>
+        </w:tc>
+        <w:tc>
+          <w:tcPr/>
+          <w:p>
+            <w:pPr>
+              <w:pStyle w:val="Compact"/>
+            </w:pPr>
+            <w:r>
+              <w:t xml:space="preserve">45</w:t>
+            </w:r>
+          </w:p>
+        </w:tc>
+      </w:tr>
+      <w:tr>
+        <w:tc>
+          <w:tcPr/>
+          <w:p>
+            <w:pPr>
+              <w:pStyle w:val="Compact"/>
+            </w:pPr>
+            <w:hyperlink r:id="rId31">
+              <w:r>
+                <w:rPr>
+                  <w:rStyle w:val="Hyperlink"/>
+                </w:rPr>
+                <w:t xml:space="preserve">Final Presentation</w:t>
+              </w:r>
+            </w:hyperlink>
+          </w:p>
+        </w:tc>
+        <w:tc>
+          <w:tcPr/>
+          <w:p>
+            <w:pPr>
+              <w:pStyle w:val="Compact"/>
+            </w:pPr>
+            <w:r>
+              <w:t xml:space="preserve">Week 14 (Nov 30)</w:t>
+            </w:r>
+          </w:p>
+        </w:tc>
+        <w:tc>
+          <w:tcPr/>
+          <w:p>
+            <w:pPr>
+              <w:pStyle w:val="Compact"/>
+            </w:pPr>
+            <w:r>
+              <w:t xml:space="preserve">5</w:t>
+            </w:r>
+          </w:p>
+        </w:tc>
+      </w:tr>
+    </w:tbl>
+    <w:bookmarkEnd w:id="32"/>
+    <w:bookmarkStart w:id="35" w:name="wrap-up"/>
+    <w:p>
+      <w:pPr>
+        <w:pStyle w:val="Heading2"/>
+      </w:pPr>
+      <w:r>
+        <w:t xml:space="preserve">Wrap-Up</w:t>
+      </w:r>
+    </w:p>
+    <w:tbl>
+      <w:tblPr>
+        <w:tblStyle w:val="Table"/>
+        <w:tblW w:type="pct" w:w="5000"/>
+        <w:tblLayout w:type="fixed"/>
+        <w:tblLook w:firstRow="1" w:lastRow="0" w:firstColumn="0" w:lastColumn="0" w:noHBand="0" w:noVBand="0" w:val="0020"/>
+      </w:tblPr>
+      <w:tblGrid>
+        <w:gridCol w:w="4910"/>
+        <w:gridCol w:w="1504"/>
+        <w:gridCol w:w="1504"/>
+      </w:tblGrid>
+      <w:tr>
+        <w:trPr>
+          <w:tblHeader w:val="on"/>
+        </w:trPr>
+        <w:tc>
+          <w:tcPr/>
+          <w:p>
+            <w:pPr>
+              <w:pStyle w:val="Compact"/>
+            </w:pPr>
+            <w:r>
+              <w:t xml:space="preserve">Assignment</w:t>
+            </w:r>
+          </w:p>
+        </w:tc>
+        <w:tc>
+          <w:tcPr/>
+          <w:p>
+            <w:pPr>
+              <w:pStyle w:val="Compact"/>
+            </w:pPr>
+            <w:r>
+              <w:t xml:space="preserve">Due</w:t>
+            </w:r>
+          </w:p>
+        </w:tc>
+        <w:tc>
+          <w:tcPr/>
+          <w:p>
+            <w:pPr>
+              <w:pStyle w:val="Compact"/>
+            </w:pPr>
+            <w:r>
+              <w:t xml:space="preserve">Points</w:t>
+            </w:r>
+          </w:p>
+        </w:tc>
+      </w:tr>
+      <w:tr>
+        <w:tc>
+          <w:tcPr/>
+          <w:p>
+            <w:pPr>
+              <w:pStyle w:val="Compact"/>
+            </w:pPr>
+            <w:hyperlink r:id="rId33">
+              <w:r>
+                <w:rPr>
+                  <w:rStyle w:val="Hyperlink"/>
+                </w:rPr>
+                <w:t xml:space="preserve">Professional Materials</w:t>
+              </w:r>
+            </w:hyperlink>
+          </w:p>
+        </w:tc>
+        <w:tc>
+          <w:tcPr/>
+          <w:p>
+            <w:pPr>
+              <w:pStyle w:val="Compact"/>
+            </w:pPr>
+            <w:r>
+              <w:t xml:space="preserve">Week 15 (Dec 11)</w:t>
+            </w:r>
+          </w:p>
+        </w:tc>
+        <w:tc>
+          <w:tcPr/>
+          <w:p>
+            <w:pPr>
+              <w:pStyle w:val="Compact"/>
+            </w:pPr>
+            <w:r>
+              <w:t xml:space="preserve">5</w:t>
+            </w:r>
+          </w:p>
+        </w:tc>
+      </w:tr>
+      <w:tr>
+        <w:tc>
+          <w:tcPr/>
+          <w:p>
+            <w:pPr>
+              <w:pStyle w:val="Compact"/>
+            </w:pPr>
+            <w:hyperlink r:id="rId34">
+              <w:r>
+                <w:rPr>
+                  <w:rStyle w:val="Hyperlink"/>
+                </w:rPr>
+                <w:t xml:space="preserve">Final Reflection</w:t>
+              </w:r>
+            </w:hyperlink>
+          </w:p>
+        </w:tc>
+        <w:tc>
+          <w:tcPr/>
+          <w:p>
+            <w:pPr>
+              <w:pStyle w:val="Compact"/>
+            </w:pPr>
+            <w:r>
+              <w:t xml:space="preserve">Week 15 (Dec 11)</w:t>
+            </w:r>
+          </w:p>
+        </w:tc>
+        <w:tc>
+          <w:tcPr/>
+          <w:p>
+            <w:pPr>
+              <w:pStyle w:val="Compact"/>
+            </w:pPr>
+            <w:r>
+              <w:t xml:space="preserve">5</w:t>
+            </w:r>
+          </w:p>
+        </w:tc>
+      </w:tr>
+    </w:tbl>
+    <w:p>
+      <w:pPr>
+        <w:pStyle w:val="BodyText"/>
+      </w:pPr>
+      <w:r>
+        <w:t xml:space="preserve">*Items marked</w:t>
+      </w:r>
+      <w:r>
+        <w:t xml:space="preserve"> </w:t>
+      </w:r>
+      <w:r>
+        <w:t xml:space="preserve">“—”</w:t>
+      </w:r>
+      <w:r>
+        <w:t xml:space="preserve"> </w:t>
+      </w:r>
+      <w:r>
+        <w:t xml:space="preserve">are not separately graded; they count toward your</w:t>
+      </w:r>
+      <w:r>
+        <w:t xml:space="preserve"> </w:t>
+      </w:r>
+      <w:r>
+        <w:t xml:space="preserve">professionalism points.</w:t>
+      </w:r>
+    </w:p>
+    <w:bookmarkEnd w:id="35"/>
     <w:sectPr>
       <w:footnotePr>
         <w:numRestart w:val="eachSect"/>
@@ -185,10 +1419,10 @@
   <w:docDefaults>
     <w:rPrDefault>
       <w:rPr>
-        <w:rFonts w:asciiTheme="minorHAnsi" w:cstheme="minorBidi" w:eastAsiaTheme="minorHAnsi" w:hAnsiTheme="minorHAnsi"/>
+        <w:rFonts w:asciiTheme="minorHAnsi" w:cstheme="minorBidi" w:eastAsiaTheme="minorEastAsia" w:hAnsiTheme="minorHAnsi"/>
         <w:sz w:val="24"/>
         <w:szCs w:val="24"/>
-        <w:lang w:bidi="ar-SA" w:eastAsia="en-US" w:val="en-US"/>
+        <w:lang w:bidi="ar-SA" w:eastAsia="zh-CN" w:val="en-US"/>
       </w:rPr>
     </w:rPrDefault>
     <w:pPrDefault>
@@ -729,13 +1963,6 @@
       </w:tblCellMar>
     </w:tblPr>
     <w:tblStylePr w:type="firstRow">
-      <w:tblPr>
-        <w:jc w:val="left"/>
-        <w:tblInd w:type="dxa" w:w="0"/>
-      </w:tblPr>
-      <w:trPr>
-        <w:jc w:val="left"/>
-      </w:trPr>
       <w:tcPr>
         <w:tcBorders>
           <w:bottom w:val="single"/>

--- a/assignments/index.docx
+++ b/assignments/index.docx
@@ -1276,19 +1276,7 @@
         <w:pStyle w:val="BodyText"/>
       </w:pPr>
       <w:r>
-        <w:t xml:space="preserve">*Items marked</w:t>
-      </w:r>
-      <w:r>
-        <w:t xml:space="preserve"> </w:t>
-      </w:r>
-      <w:r>
-        <w:t xml:space="preserve">“—”</w:t>
-      </w:r>
-      <w:r>
-        <w:t xml:space="preserve"> </w:t>
-      </w:r>
-      <w:r>
-        <w:t xml:space="preserve">are not separately graded; they count toward your</w:t>
+        <w:t xml:space="preserve">*Items marked with an asterisk are not separately graded; they count toward your</w:t>
       </w:r>
       <w:r>
         <w:t xml:space="preserve"> </w:t>
